--- a/v2/reports/exports/decision_maker_report.docx
+++ b/v2/reports/exports/decision_maker_report.docx
@@ -2,7 +2,7 @@
 <file path=word/document.xml><?xml version="1.0" encoding="utf-8"?>
 <w:document xmlns:w="http://schemas.openxmlformats.org/wordprocessingml/2006/main" xmlns:m="http://schemas.openxmlformats.org/officeDocument/2006/math" xmlns:r="http://schemas.openxmlformats.org/officeDocument/2006/relationships" xmlns:o="urn:schemas-microsoft-com:office:office" xmlns:v="urn:schemas-microsoft-com:vml" xmlns:w10="urn:schemas-microsoft-com:office:word" xmlns:a="http://schemas.openxmlformats.org/drawingml/2006/main" xmlns:pic="http://schemas.openxmlformats.org/drawingml/2006/picture" xmlns:wp="http://schemas.openxmlformats.org/drawingml/2006/wordprocessingDrawing">
   <w:body>
-    <w:bookmarkStart w:id="24" w:name="X05d2e10c353131b9e9da8e3195e33467aade62f"/>
+    <w:bookmarkStart w:id="25" w:name="X05d2e10c353131b9e9da8e3195e33467aade62f"/>
     <w:p>
       <w:pPr>
         <w:pStyle w:val="Heading1"/>
@@ -889,7 +889,229 @@
       </w:r>
     </w:p>
     <w:bookmarkEnd w:id="23"/>
+    <w:bookmarkStart w:id="24" w:name="Xe8c91f04e1b145ce64799a22d2d3a5b5a4bd2dc"/>
+    <w:p>
+      <w:pPr>
+        <w:pStyle w:val="Heading2"/>
+      </w:pPr>
+      <w:r>
+        <w:t xml:space="preserve">A follow-on question: what if we add a backup generator?</w:t>
+      </w:r>
+    </w:p>
+    <w:p>
+      <w:pPr>
+        <w:pStyle w:val="FirstParagraph"/>
+      </w:pPr>
+      <w:r>
+        <w:t xml:space="preserve">Everything above describes a fully off-grid system — no backup generator,</w:t>
+      </w:r>
+      <w:r>
+        <w:t xml:space="preserve"> </w:t>
+      </w:r>
+      <w:r>
+        <w:t xml:space="preserve">so the battery has to be big enough to survive every bad week on its own.</w:t>
+      </w:r>
+      <w:r>
+        <w:t xml:space="preserve"> </w:t>
+      </w:r>
+      <w:r>
+        <w:t xml:space="preserve">That’s why the solar and wind panels had to be built so much larger than</w:t>
+      </w:r>
+      <w:r>
+        <w:t xml:space="preserve"> </w:t>
+      </w:r>
+      <w:r>
+        <w:t xml:space="preserve">the actual demand: about 60% of all the power they generated over the</w:t>
+      </w:r>
+      <w:r>
+        <w:t xml:space="preserve"> </w:t>
+      </w:r>
+      <w:r>
+        <w:t xml:space="preserve">year was simply thrown away (curtailed), because there was nowhere to put</w:t>
+      </w:r>
+      <w:r>
+        <w:t xml:space="preserve"> </w:t>
+      </w:r>
+      <w:r>
+        <w:t xml:space="preserve">it once the battery was full.</w:t>
+      </w:r>
+    </w:p>
+    <w:p>
+      <w:pPr>
+        <w:pStyle w:val="BodyText"/>
+      </w:pPr>
+      <w:r>
+        <w:t xml:space="preserve">As a follow-on check, we turned the diesel backup generator on and</w:t>
+      </w:r>
+      <w:r>
+        <w:t xml:space="preserve"> </w:t>
+      </w:r>
+      <w:r>
+        <w:t xml:space="preserve">increased the electricity demand so it’s better matched to what the solar</w:t>
+      </w:r>
+      <w:r>
+        <w:t xml:space="preserve"> </w:t>
+      </w:r>
+      <w:r>
+        <w:t xml:space="preserve">and wind can produce. With a generator to fall back on, the system doesn’t</w:t>
+      </w:r>
+      <w:r>
+        <w:t xml:space="preserve"> </w:t>
+      </w:r>
+      <w:r>
+        <w:t xml:space="preserve">need a battery big enough to survive on its own — it just needs a battery</w:t>
+      </w:r>
+      <w:r>
+        <w:t xml:space="preserve"> </w:t>
+      </w:r>
+      <w:r>
+        <w:t xml:space="preserve">big enough to be the</w:t>
+      </w:r>
+      <w:r>
+        <w:t xml:space="preserve"> </w:t>
+      </w:r>
+      <w:r>
+        <w:rPr>
+          <w:iCs/>
+          <w:i/>
+        </w:rPr>
+        <w:t xml:space="preserve">cheapest</w:t>
+      </w:r>
+      <w:r>
+        <w:t xml:space="preserve"> </w:t>
+      </w:r>
+      <w:r>
+        <w:t xml:space="preserve">combination of battery and generator fuel.</w:t>
+      </w:r>
+    </w:p>
+    <w:p>
+      <w:pPr>
+        <w:pStyle w:val="BodyText"/>
+      </w:pPr>
+      <w:r>
+        <w:t xml:space="preserve">The results: with a 24-battery-unit system (6,000 kWh), solar and wind</w:t>
+      </w:r>
+      <w:r>
+        <w:t xml:space="preserve"> </w:t>
+      </w:r>
+      <w:r>
+        <w:t xml:space="preserve">cover</w:t>
+      </w:r>
+      <w:r>
+        <w:t xml:space="preserve"> </w:t>
+      </w:r>
+      <w:r>
+        <w:rPr>
+          <w:bCs/>
+          <w:b/>
+        </w:rPr>
+        <w:t xml:space="preserve">74%</w:t>
+      </w:r>
+      <w:r>
+        <w:t xml:space="preserve"> </w:t>
+      </w:r>
+      <w:r>
+        <w:t xml:space="preserve">of the electricity used over the year, the generator covers</w:t>
+      </w:r>
+      <w:r>
+        <w:t xml:space="preserve"> </w:t>
+      </w:r>
+      <w:r>
+        <w:t xml:space="preserve">the other 26%, and far less power goes to waste — down from 60% curtailed</w:t>
+      </w:r>
+      <w:r>
+        <w:t xml:space="preserve"> </w:t>
+      </w:r>
+      <w:r>
+        <w:t xml:space="preserve">to 18%. We also checked, battery size by battery size, where the sweet</w:t>
+      </w:r>
+      <w:r>
+        <w:t xml:space="preserve"> </w:t>
+      </w:r>
+      <w:r>
+        <w:t xml:space="preserve">spot is:</w:t>
+      </w:r>
+      <w:r>
+        <w:t xml:space="preserve"> </w:t>
+      </w:r>
+      <w:r>
+        <w:rPr>
+          <w:bCs/>
+          <w:b/>
+        </w:rPr>
+        <w:t xml:space="preserve">adding battery is worth it up to about 74% renewable power.</w:t>
+      </w:r>
+      <w:r>
+        <w:t xml:space="preserve"> </w:t>
+      </w:r>
+      <w:r>
+        <w:t xml:space="preserve">Below that point, every bit of battery you add saves more in generator</w:t>
+      </w:r>
+      <w:r>
+        <w:t xml:space="preserve"> </w:t>
+      </w:r>
+      <w:r>
+        <w:t xml:space="preserve">fuel than it costs. Beyond that point, it flips — the last bit of battery</w:t>
+      </w:r>
+      <w:r>
+        <w:t xml:space="preserve"> </w:t>
+      </w:r>
+      <w:r>
+        <w:t xml:space="preserve">capacity mostly sits idle waiting for rare, extreme weeks, and costs more</w:t>
+      </w:r>
+      <w:r>
+        <w:t xml:space="preserve"> </w:t>
+      </w:r>
+      <w:r>
+        <w:t xml:space="preserve">than the fuel it saves. Pushing renewable coverage from 74% up toward 80%</w:t>
+      </w:r>
+      <w:r>
+        <w:t xml:space="preserve"> </w:t>
+      </w:r>
+      <w:r>
+        <w:t xml:space="preserve">this way would cost about 30% more per unit of electricity than stopping</w:t>
+      </w:r>
+      <w:r>
+        <w:t xml:space="preserve"> </w:t>
+      </w:r>
+      <w:r>
+        <w:t xml:space="preserve">at the sweet spot, for only a small gain in renewable share.</w:t>
+      </w:r>
+    </w:p>
+    <w:p>
+      <w:pPr>
+        <w:pStyle w:val="BodyText"/>
+      </w:pPr>
+      <w:r>
+        <w:t xml:space="preserve">This is a separate, smaller check — it did not retrain the AI model or</w:t>
+      </w:r>
+      <w:r>
+        <w:t xml:space="preserve"> </w:t>
+      </w:r>
+      <w:r>
+        <w:t xml:space="preserve">regenerate the full 5,000-system dataset described above, both of which</w:t>
+      </w:r>
+      <w:r>
+        <w:t xml:space="preserve"> </w:t>
+      </w:r>
+      <w:r>
+        <w:t xml:space="preserve">remain valid results of the off-grid study. It answers a different,</w:t>
+      </w:r>
+      <w:r>
+        <w:t xml:space="preserve"> </w:t>
+      </w:r>
+      <w:r>
+        <w:t xml:space="preserve">narrower question: for a hybrid system with a generator as backup, how</w:t>
+      </w:r>
+      <w:r>
+        <w:t xml:space="preserve"> </w:t>
+      </w:r>
+      <w:r>
+        <w:t xml:space="preserve">much battery is actually worth paying for.</w:t>
+      </w:r>
+    </w:p>
     <w:bookmarkEnd w:id="24"/>
+    <w:bookmarkEnd w:id="25"/>
     <w:sectPr/>
   </w:body>
 </w:document>

--- a/v2/reports/exports/decision_maker_report.docx
+++ b/v2/reports/exports/decision_maker_report.docx
@@ -2,13 +2,21 @@
 <file path=word/document.xml><?xml version="1.0" encoding="utf-8"?>
 <w:document xmlns:w="http://schemas.openxmlformats.org/wordprocessingml/2006/main" xmlns:m="http://schemas.openxmlformats.org/officeDocument/2006/math" xmlns:r="http://schemas.openxmlformats.org/officeDocument/2006/relationships" xmlns:o="urn:schemas-microsoft-com:office:office" xmlns:v="urn:schemas-microsoft-com:vml" xmlns:w10="urn:schemas-microsoft-com:office:word" xmlns:a="http://schemas.openxmlformats.org/drawingml/2006/main" xmlns:pic="http://schemas.openxmlformats.org/drawingml/2006/picture" xmlns:wp="http://schemas.openxmlformats.org/drawingml/2006/wordprocessingDrawing">
   <w:body>
-    <w:bookmarkStart w:id="25" w:name="X05d2e10c353131b9e9da8e3195e33467aade62f"/>
     <w:p>
       <w:pPr>
+        <w:pStyle w:val="Title"/>
+      </w:pPr>
+      <w:r>
+        <w:t xml:space="preserve">Battery Sizing for a Diesel-Backed System: Decision-Maker Summary</w:t>
+      </w:r>
+    </w:p>
+    <w:bookmarkStart w:id="25" w:name="X03f485727d338d6c29133fb518704a70060c4c3"/>
+    <w:p>
+      <w:pPr>
         <w:pStyle w:val="Heading1"/>
       </w:pPr>
       <w:r>
-        <w:t xml:space="preserve">Battery Sizing for an Off-Grid Solar + Wind System: What We Found (V2)</w:t>
+        <w:t xml:space="preserve">Battery Sizing for a Diesel-Backed Solar + Wind System: What We Found</w:t>
       </w:r>
     </w:p>
     <w:bookmarkStart w:id="20" w:name="the-question"/>
@@ -25,19 +33,31 @@
         <w:pStyle w:val="FirstParagraph"/>
       </w:pPr>
       <w:r>
-        <w:t xml:space="preserve">If you’re building a solar + wind power system with no backup generator</w:t>
-      </w:r>
-      <w:r>
-        <w:t xml:space="preserve"> </w:t>
-      </w:r>
-      <w:r>
-        <w:t xml:space="preserve">and no grid connection, how big a battery do you need so the system</w:t>
-      </w:r>
-      <w:r>
-        <w:t xml:space="preserve"> </w:t>
-      </w:r>
-      <w:r>
-        <w:t xml:space="preserve">reliably meets demand? We compared two ways to answer that:</w:t>
+        <w:t xml:space="preserve">If you’re building a solar + wind power system with a diesel generator as</w:t>
+      </w:r>
+      <w:r>
+        <w:t xml:space="preserve"> </w:t>
+      </w:r>
+      <w:r>
+        <w:t xml:space="preserve">backup, how big a battery is actually worth paying for? Bigger batteries</w:t>
+      </w:r>
+      <w:r>
+        <w:t xml:space="preserve"> </w:t>
+      </w:r>
+      <w:r>
+        <w:t xml:space="preserve">cost more but save on diesel fuel — the right size is an economic</w:t>
+      </w:r>
+      <w:r>
+        <w:t xml:space="preserve"> </w:t>
+      </w:r>
+      <w:r>
+        <w:t xml:space="preserve">trade-off, not a fixed requirement. We compared two ways to find that</w:t>
+      </w:r>
+      <w:r>
+        <w:t xml:space="preserve"> </w:t>
+      </w:r>
+      <w:r>
+        <w:t xml:space="preserve">size:</w:t>
       </w:r>
     </w:p>
     <w:p>
@@ -62,13 +82,13 @@
         <w:t xml:space="preserve"> </w:t>
       </w:r>
       <w:r>
-        <w:t xml:space="preserve">full year, for every possible battery size, and pick the smallest one</w:t>
-      </w:r>
-      <w:r>
-        <w:t xml:space="preserve"> </w:t>
-      </w:r>
-      <w:r>
-        <w:t xml:space="preserve">that keeps the lights on 99% of the time.</w:t>
+        <w:t xml:space="preserve">full year, for every possible battery size, and pick the one that gives</w:t>
+      </w:r>
+      <w:r>
+        <w:t xml:space="preserve"> </w:t>
+      </w:r>
+      <w:r>
+        <w:t xml:space="preserve">the lowest total cost of electricity.</w:t>
       </w:r>
     </w:p>
     <w:p>
@@ -102,74 +122,14 @@
         <w:t xml:space="preserve">directly for a new system, without re-running the year-long simulation.</w:t>
       </w:r>
     </w:p>
+    <w:bookmarkEnd w:id="20"/>
+    <w:bookmarkStart w:id="21" w:name="why-a-diesel-backup-and-what-it-changes"/>
     <w:p>
       <w:pPr>
-        <w:pStyle w:val="FirstParagraph"/>
-      </w:pPr>
-      <w:r>
-        <w:t xml:space="preserve">This is a from-scratch redo (</w:t>
-      </w:r>
-      <w:r>
-        <w:t xml:space="preserve">“</w:t>
-      </w:r>
-      <w:r>
-        <w:t xml:space="preserve">V2</w:t>
-      </w:r>
-      <w:r>
-        <w:t xml:space="preserve">”</w:t>
-      </w:r>
-      <w:r>
-        <w:t xml:space="preserve">) of an earlier version of this project,</w:t>
-      </w:r>
-      <w:r>
-        <w:t xml:space="preserve"> </w:t>
-      </w:r>
-      <w:r>
-        <w:t xml:space="preserve">rebuilt to match a specific course’s exact engineering formulas, focused</w:t>
-      </w:r>
-      <w:r>
-        <w:t xml:space="preserve"> </w:t>
-      </w:r>
-      <w:r>
-        <w:t xml:space="preserve">tightly on this one comparison (no other AI models muddying the picture),</w:t>
-      </w:r>
-      <w:r>
-        <w:t xml:space="preserve"> </w:t>
-      </w:r>
-      <w:r>
-        <w:t xml:space="preserve">and switched to studying a fully</w:t>
-      </w:r>
-      <w:r>
-        <w:t xml:space="preserve"> </w:t>
-      </w:r>
-      <w:r>
-        <w:rPr>
-          <w:bCs/>
-          <w:b/>
-        </w:rPr>
-        <w:t xml:space="preserve">off-grid</w:t>
-      </w:r>
-      <w:r>
-        <w:t xml:space="preserve"> </w:t>
-      </w:r>
-      <w:r>
-        <w:t xml:space="preserve">system rather than one with</w:t>
-      </w:r>
-      <w:r>
-        <w:t xml:space="preserve"> </w:t>
-      </w:r>
-      <w:r>
-        <w:t xml:space="preserve">a diesel generator backing it up.</w:t>
-      </w:r>
-    </w:p>
-    <w:bookmarkEnd w:id="20"/>
-    <w:bookmarkStart w:id="21" w:name="why-off-grid-and-what-almost-went-wrong"/>
-    <w:p>
-      <w:pPr>
         <w:pStyle w:val="Heading2"/>
       </w:pPr>
       <w:r>
-        <w:t xml:space="preserve">Why off-grid, and what almost went wrong</w:t>
+        <w:t xml:space="preserve">Why a diesel backup, and what it changes</w:t>
       </w:r>
     </w:p>
     <w:p>
@@ -177,7 +137,19 @@
         <w:pStyle w:val="FirstParagraph"/>
       </w:pPr>
       <w:r>
-        <w:t xml:space="preserve">Studying</w:t>
+        <w:t xml:space="preserve">With a diesel generator that can always cover peak demand on its own, this</w:t>
+      </w:r>
+      <w:r>
+        <w:t xml:space="preserve"> </w:t>
+      </w:r>
+      <w:r>
+        <w:t xml:space="preserve">system essentially never fails to meet demand — the generator is the</w:t>
+      </w:r>
+      <w:r>
+        <w:t xml:space="preserve"> </w:t>
+      </w:r>
+      <w:r>
+        <w:t xml:space="preserve">safety net. That changes the central question: it’s no longer</w:t>
       </w:r>
       <w:r>
         <w:t xml:space="preserve"> </w:t>
@@ -186,7 +158,13 @@
         <w:t xml:space="preserve">“</w:t>
       </w:r>
       <w:r>
-        <w:t xml:space="preserve">off-grid</w:t>
+        <w:t xml:space="preserve">does the</w:t>
+      </w:r>
+      <w:r>
+        <w:t xml:space="preserve"> </w:t>
+      </w:r>
+      <w:r>
+        <w:t xml:space="preserve">battery keep the lights on,</w:t>
       </w:r>
       <w:r>
         <w:t xml:space="preserve">”</w:t>
@@ -195,25 +173,25 @@
         <w:t xml:space="preserve"> </w:t>
       </w:r>
       <w:r>
-        <w:t xml:space="preserve">means reliability is a hard requirement: if the</w:t>
-      </w:r>
-      <w:r>
-        <w:t xml:space="preserve"> </w:t>
-      </w:r>
-      <w:r>
-        <w:t xml:space="preserve">battery can’t cover a bad week, the system fails, full stop — there’s no</w:t>
-      </w:r>
-      <w:r>
-        <w:t xml:space="preserve"> </w:t>
-      </w:r>
-      <w:r>
-        <w:t xml:space="preserve">generator to fall back on. That’s the harder, more useful test of whether</w:t>
-      </w:r>
-      <w:r>
-        <w:t xml:space="preserve"> </w:t>
-      </w:r>
-      <w:r>
-        <w:t xml:space="preserve">the AI has really learned the right lesson.</w:t>
+        <w:t xml:space="preserve">it’s</w:t>
+      </w:r>
+      <w:r>
+        <w:t xml:space="preserve"> </w:t>
+      </w:r>
+      <w:r>
+        <w:t xml:space="preserve">“</w:t>
+      </w:r>
+      <w:r>
+        <w:t xml:space="preserve">how much battery is worth the capital</w:t>
+      </w:r>
+      <w:r>
+        <w:t xml:space="preserve"> </w:t>
+      </w:r>
+      <w:r>
+        <w:t xml:space="preserve">cost, given what it saves in diesel fuel.</w:t>
+      </w:r>
+      <w:r>
+        <w:t xml:space="preserve">”</w:t>
       </w:r>
     </w:p>
     <w:p>
@@ -221,13 +199,633 @@
         <w:pStyle w:val="BodyText"/>
       </w:pPr>
       <w:r>
-        <w:t xml:space="preserve">But there’s a trap: if you don’t also make sure most of the systems you’re</w:t>
-      </w:r>
-      <w:r>
-        <w:t xml:space="preserve"> </w:t>
-      </w:r>
-      <w:r>
-        <w:t xml:space="preserve">studying have</w:t>
+        <w:t xml:space="preserve">For context: we also checked what would happen without the diesel</w:t>
+      </w:r>
+      <w:r>
+        <w:t xml:space="preserve"> </w:t>
+      </w:r>
+      <w:r>
+        <w:t xml:space="preserve">generator at all, using the same solar and wind capacity. To hit a strict</w:t>
+      </w:r>
+      <w:r>
+        <w:t xml:space="preserve"> </w:t>
+      </w:r>
+      <w:r>
+        <w:t xml:space="preserve">reliability target on renewables and battery alone, the system would need</w:t>
+      </w:r>
+      <w:r>
+        <w:t xml:space="preserve"> </w:t>
+      </w:r>
+      <w:r>
+        <w:t xml:space="preserve">to be built with a large surplus of solar and wind — so large that roughly</w:t>
+      </w:r>
+      <w:r>
+        <w:t xml:space="preserve"> </w:t>
+      </w:r>
+      <w:r>
+        <w:rPr>
+          <w:bCs/>
+          <w:b/>
+        </w:rPr>
+        <w:t xml:space="preserve">60% of everything it generates would go to waste</w:t>
+      </w:r>
+      <w:r>
+        <w:t xml:space="preserve"> </w:t>
+      </w:r>
+      <w:r>
+        <w:t xml:space="preserve">(curtailed, with</w:t>
+      </w:r>
+      <w:r>
+        <w:t xml:space="preserve"> </w:t>
+      </w:r>
+      <w:r>
+        <w:t xml:space="preserve">nowhere to store or use it), compared to 18% when diesel is available to</w:t>
+      </w:r>
+      <w:r>
+        <w:t xml:space="preserve"> </w:t>
+      </w:r>
+      <w:r>
+        <w:t xml:space="preserve">soak up the rest of the demand. That’s the practical reason a diesel</w:t>
+      </w:r>
+      <w:r>
+        <w:t xml:space="preserve"> </w:t>
+      </w:r>
+      <w:r>
+        <w:t xml:space="preserve">backup is part of this design: it lets solar, wind, and battery be sized</w:t>
+      </w:r>
+      <w:r>
+        <w:t xml:space="preserve"> </w:t>
+      </w:r>
+      <w:r>
+        <w:t xml:space="preserve">for cost-effectiveness rather than for surviving the worst possible week</w:t>
+      </w:r>
+      <w:r>
+        <w:t xml:space="preserve"> </w:t>
+      </w:r>
+      <w:r>
+        <w:t xml:space="preserve">on their own. We did not build this diesel-free version out as its own</w:t>
+      </w:r>
+      <w:r>
+        <w:t xml:space="preserve"> </w:t>
+      </w:r>
+      <w:r>
+        <w:t xml:space="preserve">separate study — it’s just useful context for why the diesel-backed</w:t>
+      </w:r>
+      <w:r>
+        <w:t xml:space="preserve"> </w:t>
+      </w:r>
+      <w:r>
+        <w:t xml:space="preserve">design makes sense.</w:t>
+      </w:r>
+    </w:p>
+    <w:bookmarkEnd w:id="21"/>
+    <w:bookmarkStart w:id="22" w:name="the-baseline-system"/>
+    <w:p>
+      <w:pPr>
+        <w:pStyle w:val="Heading2"/>
+      </w:pPr>
+      <w:r>
+        <w:t xml:space="preserve">The baseline system</w:t>
+      </w:r>
+    </w:p>
+    <w:p>
+      <w:pPr>
+        <w:pStyle w:val="FirstParagraph"/>
+      </w:pPr>
+      <w:r>
+        <w:t xml:space="preserve">At our reference case (a mid-sized industrial site, solar 1,800 kW and</w:t>
+      </w:r>
+      <w:r>
+        <w:t xml:space="preserve"> </w:t>
+      </w:r>
+      <w:r>
+        <w:t xml:space="preserve">wind 1,450 kW of capacity, load of 4.5 GWh/year), the cost-minimizing</w:t>
+      </w:r>
+      <w:r>
+        <w:t xml:space="preserve"> </w:t>
+      </w:r>
+      <w:r>
+        <w:t xml:space="preserve">choice is a</w:t>
+      </w:r>
+      <w:r>
+        <w:t xml:space="preserve"> </w:t>
+      </w:r>
+      <w:r>
+        <w:rPr>
+          <w:bCs/>
+          <w:b/>
+        </w:rPr>
+        <w:t xml:space="preserve">24-unit battery (6,000 kWh)</w:t>
+      </w:r>
+      <w:r>
+        <w:t xml:space="preserve">. With that battery, solar and</w:t>
+      </w:r>
+      <w:r>
+        <w:t xml:space="preserve"> </w:t>
+      </w:r>
+      <w:r>
+        <w:t xml:space="preserve">wind cover</w:t>
+      </w:r>
+      <w:r>
+        <w:t xml:space="preserve"> </w:t>
+      </w:r>
+      <w:r>
+        <w:rPr>
+          <w:bCs/>
+          <w:b/>
+        </w:rPr>
+        <w:t xml:space="preserve">74.1%</w:t>
+      </w:r>
+      <w:r>
+        <w:t xml:space="preserve"> </w:t>
+      </w:r>
+      <w:r>
+        <w:t xml:space="preserve">of the electricity used over the year, the diesel</w:t>
+      </w:r>
+      <w:r>
+        <w:t xml:space="preserve"> </w:t>
+      </w:r>
+      <w:r>
+        <w:t xml:space="preserve">generator covers the other</w:t>
+      </w:r>
+      <w:r>
+        <w:t xml:space="preserve"> </w:t>
+      </w:r>
+      <w:r>
+        <w:rPr>
+          <w:bCs/>
+          <w:b/>
+        </w:rPr>
+        <w:t xml:space="preserve">25.9%</w:t>
+      </w:r>
+      <w:r>
+        <w:t xml:space="preserve">, and only</w:t>
+      </w:r>
+      <w:r>
+        <w:t xml:space="preserve"> </w:t>
+      </w:r>
+      <w:r>
+        <w:rPr>
+          <w:bCs/>
+          <w:b/>
+        </w:rPr>
+        <w:t xml:space="preserve">18.4%</w:t>
+      </w:r>
+      <w:r>
+        <w:t xml:space="preserve"> </w:t>
+      </w:r>
+      <w:r>
+        <w:t xml:space="preserve">of the power</w:t>
+      </w:r>
+      <w:r>
+        <w:t xml:space="preserve"> </w:t>
+      </w:r>
+      <w:r>
+        <w:t xml:space="preserve">generated goes to waste. We checked, battery size by battery size, where</w:t>
+      </w:r>
+      <w:r>
+        <w:t xml:space="preserve"> </w:t>
+      </w:r>
+      <w:r>
+        <w:t xml:space="preserve">the sweet spot is:</w:t>
+      </w:r>
+      <w:r>
+        <w:t xml:space="preserve"> </w:t>
+      </w:r>
+      <w:r>
+        <w:rPr>
+          <w:bCs/>
+          <w:b/>
+        </w:rPr>
+        <w:t xml:space="preserve">adding battery is worth it up to about 74% renewable</w:t>
+      </w:r>
+      <w:r>
+        <w:rPr>
+          <w:bCs/>
+          <w:b/>
+        </w:rPr>
+        <w:t xml:space="preserve"> </w:t>
+      </w:r>
+      <w:r>
+        <w:rPr>
+          <w:bCs/>
+          <w:b/>
+        </w:rPr>
+        <w:t xml:space="preserve">share.</w:t>
+      </w:r>
+      <w:r>
+        <w:t xml:space="preserve"> </w:t>
+      </w:r>
+      <w:r>
+        <w:t xml:space="preserve">Below that point, every bit of battery you add saves more in</w:t>
+      </w:r>
+      <w:r>
+        <w:t xml:space="preserve"> </w:t>
+      </w:r>
+      <w:r>
+        <w:t xml:space="preserve">generator fuel than it costs. Beyond that point, it flips — the last bit</w:t>
+      </w:r>
+      <w:r>
+        <w:t xml:space="preserve"> </w:t>
+      </w:r>
+      <w:r>
+        <w:t xml:space="preserve">of battery capacity mostly sits idle waiting for rare, extreme weeks, and</w:t>
+      </w:r>
+      <w:r>
+        <w:t xml:space="preserve"> </w:t>
+      </w:r>
+      <w:r>
+        <w:t xml:space="preserve">costs more than the fuel it saves. Pushing renewable coverage from 74% up</w:t>
+      </w:r>
+      <w:r>
+        <w:t xml:space="preserve"> </w:t>
+      </w:r>
+      <w:r>
+        <w:t xml:space="preserve">toward 80% this way would cost about 30% more per unit of electricity than</w:t>
+      </w:r>
+      <w:r>
+        <w:t xml:space="preserve"> </w:t>
+      </w:r>
+      <w:r>
+        <w:t xml:space="preserve">stopping at the sweet spot, for only a small further gain in renewable</w:t>
+      </w:r>
+      <w:r>
+        <w:t xml:space="preserve"> </w:t>
+      </w:r>
+      <w:r>
+        <w:t xml:space="preserve">share.</w:t>
+      </w:r>
+    </w:p>
+    <w:bookmarkEnd w:id="22"/>
+    <w:bookmarkStart w:id="23" w:name="what-we-found-about-the-ai"/>
+    <w:p>
+      <w:pPr>
+        <w:pStyle w:val="Heading2"/>
+      </w:pPr>
+      <w:r>
+        <w:t xml:space="preserve">What we found about the AI</w:t>
+      </w:r>
+    </w:p>
+    <w:p>
+      <w:pPr>
+        <w:pStyle w:val="FirstParagraph"/>
+      </w:pPr>
+      <w:r>
+        <w:rPr>
+          <w:bCs/>
+          <w:b/>
+        </w:rPr>
+        <w:t xml:space="preserve">The AI is very accurate.</w:t>
+      </w:r>
+      <w:r>
+        <w:t xml:space="preserve"> </w:t>
+      </w:r>
+      <w:r>
+        <w:t xml:space="preserve">Across ten separate tests (each time</w:t>
+      </w:r>
+      <w:r>
+        <w:t xml:space="preserve"> </w:t>
+      </w:r>
+      <w:r>
+        <w:t xml:space="preserve">retraining on a different random slice of 5,000 example systems, all of</w:t>
+      </w:r>
+      <w:r>
+        <w:t xml:space="preserve"> </w:t>
+      </w:r>
+      <w:r>
+        <w:t xml:space="preserve">which are solvable since diesel can always cover any shortfall), the AI’s</w:t>
+      </w:r>
+      <w:r>
+        <w:t xml:space="preserve"> </w:t>
+      </w:r>
+      <w:r>
+        <w:t xml:space="preserve">battery-size predictions matched the physics-based answer to within about</w:t>
+      </w:r>
+      <w:r>
+        <w:t xml:space="preserve"> </w:t>
+      </w:r>
+      <w:r>
+        <w:t xml:space="preserve">124 kWh on average, out of typical battery sizes in the thousands of kWh —</w:t>
+      </w:r>
+      <w:r>
+        <w:t xml:space="preserve"> </w:t>
+      </w:r>
+      <w:r>
+        <w:t xml:space="preserve">a 99.4% statistical fit. This wasn’t a lucky one-off: repeating the test</w:t>
+      </w:r>
+      <w:r>
+        <w:t xml:space="preserve"> </w:t>
+      </w:r>
+      <w:r>
+        <w:t xml:space="preserve">ten times with different data splits gave nearly identical results every</w:t>
+      </w:r>
+      <w:r>
+        <w:t xml:space="preserve"> </w:t>
+      </w:r>
+      <w:r>
+        <w:t xml:space="preserve">time.</w:t>
+      </w:r>
+    </w:p>
+    <w:p>
+      <w:pPr>
+        <w:pStyle w:val="BodyText"/>
+      </w:pPr>
+      <w:r>
+        <w:rPr>
+          <w:bCs/>
+          <w:b/>
+        </w:rPr>
+        <w:t xml:space="preserve">More training data keeps helping, more than in a simpler version of this</w:t>
+      </w:r>
+      <w:r>
+        <w:rPr>
+          <w:bCs/>
+          <w:b/>
+        </w:rPr>
+        <w:t xml:space="preserve"> </w:t>
+      </w:r>
+      <w:r>
+        <w:rPr>
+          <w:bCs/>
+          <w:b/>
+        </w:rPr>
+        <w:t xml:space="preserve">problem.</w:t>
+      </w:r>
+      <w:r>
+        <w:t xml:space="preserve"> </w:t>
+      </w:r>
+      <w:r>
+        <w:t xml:space="preserve">Accuracy improved sharply as we gave the AI more example</w:t>
+      </w:r>
+      <w:r>
+        <w:t xml:space="preserve"> </w:t>
+      </w:r>
+      <w:r>
+        <w:t xml:space="preserve">systems to learn from, and — unlike a version of this problem we tested</w:t>
+      </w:r>
+      <w:r>
+        <w:t xml:space="preserve"> </w:t>
+      </w:r>
+      <w:r>
+        <w:t xml:space="preserve">previously without a diesel backup, where extra data stopped helping past</w:t>
+      </w:r>
+      <w:r>
+        <w:t xml:space="preserve"> </w:t>
+      </w:r>
+      <w:r>
+        <w:t xml:space="preserve">a certain point — accuracy kept improving noticeably all the way to the</w:t>
+      </w:r>
+      <w:r>
+        <w:t xml:space="preserve"> </w:t>
+      </w:r>
+      <w:r>
+        <w:t xml:space="preserve">full ~3,500 training examples available. That makes sense: because the</w:t>
+      </w:r>
+      <w:r>
+        <w:t xml:space="preserve"> </w:t>
+      </w:r>
+      <w:r>
+        <w:t xml:space="preserve">right battery size here depends on the assumed battery price, not just a</w:t>
+      </w:r>
+      <w:r>
+        <w:t xml:space="preserve"> </w:t>
+      </w:r>
+      <w:r>
+        <w:t xml:space="preserve">fixed rule, there’s a genuinely harder pattern for the AI to learn, so</w:t>
+      </w:r>
+      <w:r>
+        <w:t xml:space="preserve"> </w:t>
+      </w:r>
+      <w:r>
+        <w:t xml:space="preserve">more examples keep paying off.</w:t>
+      </w:r>
+    </w:p>
+    <w:p>
+      <w:pPr>
+        <w:pStyle w:val="BodyText"/>
+      </w:pPr>
+      <w:r>
+        <w:rPr>
+          <w:bCs/>
+          <w:b/>
+        </w:rPr>
+        <w:t xml:space="preserve">The AI learned the right lessons, and combining many clues beats relying</w:t>
+      </w:r>
+      <w:r>
+        <w:rPr>
+          <w:bCs/>
+          <w:b/>
+        </w:rPr>
+        <w:t xml:space="preserve"> </w:t>
+      </w:r>
+      <w:r>
+        <w:rPr>
+          <w:bCs/>
+          <w:b/>
+        </w:rPr>
+        <w:t xml:space="preserve">on just the top few.</w:t>
+      </w:r>
+      <w:r>
+        <w:t xml:space="preserve"> </w:t>
+      </w:r>
+      <w:r>
+        <w:t xml:space="preserve">We tested which pieces of information the AI relies</w:t>
+      </w:r>
+      <w:r>
+        <w:t xml:space="preserve"> </w:t>
+      </w:r>
+      <w:r>
+        <w:t xml:space="preserve">on most by scrambling each one and seeing how much its accuracy dropped.</w:t>
+      </w:r>
+      <w:r>
+        <w:t xml:space="preserve"> </w:t>
+      </w:r>
+      <w:r>
+        <w:t xml:space="preserve">The top factors were exactly what an engineer would expect to matter: how</w:t>
+      </w:r>
+      <w:r>
+        <w:t xml:space="preserve"> </w:t>
+      </w:r>
+      <w:r>
+        <w:t xml:space="preserve">much solar and wind output there is relative to demand overall and in the</w:t>
+      </w:r>
+      <w:r>
+        <w:t xml:space="preserve"> </w:t>
+      </w:r>
+      <w:r>
+        <w:t xml:space="preserve">worst month, and how often and how badly renewables fall short. We then</w:t>
+      </w:r>
+      <w:r>
+        <w:t xml:space="preserve"> </w:t>
+      </w:r>
+      <w:r>
+        <w:t xml:space="preserve">tried a much simpler method — a basic formula using only those top three</w:t>
+      </w:r>
+      <w:r>
+        <w:t xml:space="preserve"> </w:t>
+      </w:r>
+      <w:r>
+        <w:t xml:space="preserve">factors — and it was far less accurate (about ten times worse on average,</w:t>
+      </w:r>
+      <w:r>
+        <w:t xml:space="preserve"> </w:t>
+      </w:r>
+      <w:r>
+        <w:t xml:space="preserve">correctly explaining less than half the pattern versus over 99% for the</w:t>
+      </w:r>
+      <w:r>
+        <w:t xml:space="preserve"> </w:t>
+      </w:r>
+      <w:r>
+        <w:t xml:space="preserve">full AI). So while those top factors matter most, the AI’s advantage comes</w:t>
+      </w:r>
+      <w:r>
+        <w:t xml:space="preserve"> </w:t>
+      </w:r>
+      <w:r>
+        <w:t xml:space="preserve">from weighing all of its available information together, not just the</w:t>
+      </w:r>
+      <w:r>
+        <w:t xml:space="preserve"> </w:t>
+      </w:r>
+      <w:r>
+        <w:t xml:space="preserve">obvious top few.</w:t>
+      </w:r>
+    </w:p>
+    <w:p>
+      <w:pPr>
+        <w:pStyle w:val="BodyText"/>
+      </w:pPr>
+      <w:r>
+        <w:rPr>
+          <w:bCs/>
+          <w:b/>
+        </w:rPr>
+        <w:t xml:space="preserve">Trusting the AI directly carries very little practical risk here —</w:t>
+      </w:r>
+      <w:r>
+        <w:rPr>
+          <w:bCs/>
+          <w:b/>
+        </w:rPr>
+        <w:t xml:space="preserve"> </w:t>
+      </w:r>
+      <w:r>
+        <w:rPr>
+          <w:bCs/>
+          <w:b/>
+        </w:rPr>
+        <w:t xml:space="preserve">unlike a version of this problem without a diesel backup.</w:t>
+      </w:r>
+      <w:r>
+        <w:t xml:space="preserve"> </w:t>
+      </w:r>
+      <w:r>
+        <w:t xml:space="preserve">We took the</w:t>
+      </w:r>
+      <w:r>
+        <w:t xml:space="preserve"> </w:t>
+      </w:r>
+      <w:r>
+        <w:t xml:space="preserve">AI’s predicted battery sizes, rounded them up to the nearest installable</w:t>
+      </w:r>
+      <w:r>
+        <w:t xml:space="preserve"> </w:t>
+      </w:r>
+      <w:r>
+        <w:t xml:space="preserve">battery unit, and re-simulated each system for a full year. Because the</w:t>
+      </w:r>
+      <w:r>
+        <w:t xml:space="preserve"> </w:t>
+      </w:r>
+      <w:r>
+        <w:t xml:space="preserve">diesel generator is always there as a safety net, installing exactly what</w:t>
+      </w:r>
+      <w:r>
+        <w:t xml:space="preserve"> </w:t>
+      </w:r>
+      <w:r>
+        <w:t xml:space="preserve">the AI recommends essentially never causes a reliability shortfall. The</w:t>
+      </w:r>
+      <w:r>
+        <w:t xml:space="preserve"> </w:t>
+      </w:r>
+      <w:r>
+        <w:t xml:space="preserve">real question we checked instead was economic:</w:t>
+      </w:r>
+      <w:r>
+        <w:t xml:space="preserve"> </w:t>
+      </w:r>
+      <w:r>
+        <w:rPr>
+          <w:bCs/>
+          <w:b/>
+        </w:rPr>
+        <w:t xml:space="preserve">how much extra does it</w:t>
+      </w:r>
+      <w:r>
+        <w:rPr>
+          <w:bCs/>
+          <w:b/>
+        </w:rPr>
+        <w:t xml:space="preserve"> </w:t>
+      </w:r>
+      <w:r>
+        <w:rPr>
+          <w:bCs/>
+          <w:b/>
+        </w:rPr>
+        <w:t xml:space="preserve">cost to trust the AI’s rounded prediction instead of the true</w:t>
+      </w:r>
+      <w:r>
+        <w:rPr>
+          <w:bCs/>
+          <w:b/>
+        </w:rPr>
+        <w:t xml:space="preserve"> </w:t>
+      </w:r>
+      <w:r>
+        <w:rPr>
+          <w:bCs/>
+          <w:b/>
+        </w:rPr>
+        <w:t xml:space="preserve">cost-optimal battery size?</w:t>
+      </w:r>
+      <w:r>
+        <w:t xml:space="preserve"> </w:t>
+      </w:r>
+      <w:r>
+        <w:t xml:space="preserve">On average, essentially nothing — about</w:t>
+      </w:r>
+      <w:r>
+        <w:t xml:space="preserve"> </w:t>
+      </w:r>
+      <w:r>
+        <w:t xml:space="preserve">0.00013 EUR per kWh, a small fraction of a percent of the system’s total</w:t>
+      </w:r>
+      <w:r>
+        <w:t xml:space="preserve"> </w:t>
+      </w:r>
+      <w:r>
+        <w:t xml:space="preserve">cost, and every single prediction we checked landed within 5% of the</w:t>
+      </w:r>
+      <w:r>
+        <w:t xml:space="preserve"> </w:t>
+      </w:r>
+      <w:r>
+        <w:t xml:space="preserve">best-possible cost. We also checked whether trusting the AI makes the</w:t>
+      </w:r>
+      <w:r>
+        <w:t xml:space="preserve"> </w:t>
+      </w:r>
+      <w:r>
+        <w:t xml:space="preserve">system lean more heavily on diesel than it should: on average it doesn’t</w:t>
+      </w:r>
+      <w:r>
+        <w:t xml:space="preserve"> </w:t>
+      </w:r>
+      <w:r>
+        <w:t xml:space="preserve">— if anything, the AI’s choice leans very slightly</w:t>
       </w:r>
       <w:r>
         <w:t xml:space="preserve"> </w:t>
@@ -237,85 +835,91 @@
           <w:iCs/>
           <w:i/>
         </w:rPr>
-        <w:t xml:space="preserve">enough</w:t>
-      </w:r>
-      <w:r>
-        <w:t xml:space="preserve"> </w:t>
-      </w:r>
-      <w:r>
-        <w:t xml:space="preserve">solar and wind capacity relative to their demand,</w:t>
-      </w:r>
-      <w:r>
-        <w:t xml:space="preserve"> </w:t>
-      </w:r>
-      <w:r>
-        <w:t xml:space="preserve">almost none of them will be able to meet that reliability requirement no</w:t>
-      </w:r>
-      <w:r>
-        <w:t xml:space="preserve"> </w:t>
-      </w:r>
-      <w:r>
-        <w:t xml:space="preserve">matter how big a battery you install — a battery only smooths out short</w:t>
-      </w:r>
-      <w:r>
-        <w:t xml:space="preserve"> </w:t>
-      </w:r>
-      <w:r>
-        <w:t xml:space="preserve">gaps, it can’t manufacture energy that was never generated in the first</w:t>
-      </w:r>
-      <w:r>
-        <w:t xml:space="preserve"> </w:t>
-      </w:r>
-      <w:r>
-        <w:t xml:space="preserve">place. We checked this before committing to the full study: an initial</w:t>
-      </w:r>
-      <w:r>
-        <w:t xml:space="preserve"> </w:t>
-      </w:r>
-      <w:r>
-        <w:t xml:space="preserve">test showed only 39 out of 100 sample systems could actually meet the</w:t>
-      </w:r>
-      <w:r>
-        <w:t xml:space="preserve"> </w:t>
-      </w:r>
-      <w:r>
-        <w:t xml:space="preserve">reliability target off-grid. We fixed the mix of systems being studied</w:t>
-      </w:r>
-      <w:r>
-        <w:t xml:space="preserve"> </w:t>
-      </w:r>
-      <w:r>
-        <w:t xml:space="preserve">(shrinking the typical electricity demand relative to the solar/wind</w:t>
-      </w:r>
-      <w:r>
-        <w:t xml:space="preserve"> </w:t>
-      </w:r>
-      <w:r>
-        <w:t xml:space="preserve">capacity already being tested) and re-checked twice more before running</w:t>
-      </w:r>
-      <w:r>
-        <w:t xml:space="preserve"> </w:t>
-      </w:r>
-      <w:r>
-        <w:t xml:space="preserve">the full study — landing at 88% and 90% of sample systems being solvable,</w:t>
-      </w:r>
-      <w:r>
-        <w:t xml:space="preserve"> </w:t>
-      </w:r>
-      <w:r>
-        <w:t xml:space="preserve">comfortably enough to learn from, while still keeping a genuine ~10%</w:t>
-      </w:r>
-      <w:r>
-        <w:t xml:space="preserve"> </w:t>
-      </w:r>
-      <w:r>
-        <w:t xml:space="preserve">minority of unsolvable cases so the results stay honest rather than</w:t>
-      </w:r>
-      <w:r>
-        <w:t xml:space="preserve"> </w:t>
-      </w:r>
-      <w:r>
-        <w:t xml:space="preserve">artificially perfect.</w:t>
+        <w:t xml:space="preserve">less</w:t>
+      </w:r>
+      <w:r>
+        <w:t xml:space="preserve"> </w:t>
+      </w:r>
+      <w:r>
+        <w:t xml:space="preserve">on diesel than</w:t>
+      </w:r>
+      <w:r>
+        <w:t xml:space="preserve"> </w:t>
+      </w:r>
+      <w:r>
+        <w:t xml:space="preserve">the ideal choice would, and only about 7% of cases lean more on diesel</w:t>
+      </w:r>
+      <w:r>
+        <w:t xml:space="preserve"> </w:t>
+      </w:r>
+      <w:r>
+        <w:t xml:space="preserve">than optimal, and even then only modestly.</w:t>
+      </w:r>
+      <w:r>
+        <w:t xml:space="preserve"> </w:t>
+      </w:r>
+      <w:r>
+        <w:rPr>
+          <w:bCs/>
+          <w:b/>
+        </w:rPr>
+        <w:t xml:space="preserve">The bottom line is different</w:t>
+      </w:r>
+      <w:r>
+        <w:rPr>
+          <w:bCs/>
+          <w:b/>
+        </w:rPr>
+        <w:t xml:space="preserve"> </w:t>
+      </w:r>
+      <w:r>
+        <w:rPr>
+          <w:bCs/>
+          <w:b/>
+        </w:rPr>
+        <w:t xml:space="preserve">here than for a system without backup power: because the diesel generator</w:t>
+      </w:r>
+      <w:r>
+        <w:rPr>
+          <w:bCs/>
+          <w:b/>
+        </w:rPr>
+        <w:t xml:space="preserve"> </w:t>
+      </w:r>
+      <w:r>
+        <w:rPr>
+          <w:bCs/>
+          <w:b/>
+        </w:rPr>
+        <w:t xml:space="preserve">absorbs the consequences of a slightly-wrong prediction, trusting the</w:t>
+      </w:r>
+      <w:r>
+        <w:rPr>
+          <w:bCs/>
+          <w:b/>
+        </w:rPr>
+        <w:t xml:space="preserve"> </w:t>
+      </w:r>
+      <w:r>
+        <w:rPr>
+          <w:bCs/>
+          <w:b/>
+        </w:rPr>
+        <w:t xml:space="preserve">AI’s battery-size recommendation directly is a low-risk choice, not one</w:t>
+      </w:r>
+      <w:r>
+        <w:rPr>
+          <w:bCs/>
+          <w:b/>
+        </w:rPr>
+        <w:t xml:space="preserve"> </w:t>
+      </w:r>
+      <w:r>
+        <w:rPr>
+          <w:bCs/>
+          <w:b/>
+        </w:rPr>
+        <w:t xml:space="preserve">that requires a mandatory physics-based double-check before acting on it.</w:t>
       </w:r>
     </w:p>
     <w:p>
@@ -323,791 +927,299 @@
         <w:pStyle w:val="BodyText"/>
       </w:pPr>
       <w:r>
-        <w:t xml:space="preserve">The full-scale study (5,000 example systems) came in at</w:t>
-      </w:r>
-      <w:r>
-        <w:t xml:space="preserve"> </w:t>
-      </w:r>
-      <w:r>
-        <w:rPr>
-          <w:bCs/>
-          <w:b/>
-        </w:rPr>
-        <w:t xml:space="preserve">90.5% solvable</w:t>
-      </w:r>
-      <w:r>
-        <w:t xml:space="preserve">,</w:t>
-      </w:r>
-      <w:r>
-        <w:t xml:space="preserve"> </w:t>
-      </w:r>
-      <w:r>
-        <w:t xml:space="preserve">confirming the fix worked.</w:t>
-      </w:r>
-    </w:p>
-    <w:bookmarkEnd w:id="21"/>
-    <w:bookmarkStart w:id="22" w:name="what-we-found"/>
-    <w:p>
-      <w:pPr>
-        <w:pStyle w:val="Heading2"/>
-      </w:pPr>
-      <w:r>
-        <w:t xml:space="preserve">What we found</w:t>
+        <w:rPr>
+          <w:bCs/>
+          <w:b/>
+        </w:rPr>
+        <w:t xml:space="preserve">Battery price matters a lot here — including for which size gets</w:t>
+      </w:r>
+      <w:r>
+        <w:rPr>
+          <w:bCs/>
+          <w:b/>
+        </w:rPr>
+        <w:t xml:space="preserve"> </w:t>
+      </w:r>
+      <w:r>
+        <w:rPr>
+          <w:bCs/>
+          <w:b/>
+        </w:rPr>
+        <w:t xml:space="preserve">recommended, not just for the cost.</w:t>
+      </w:r>
+      <w:r>
+        <w:t xml:space="preserve"> </w:t>
+      </w:r>
+      <w:r>
+        <w:t xml:space="preserve">Testing battery prices from 220 to</w:t>
+      </w:r>
+      <w:r>
+        <w:t xml:space="preserve"> </w:t>
+      </w:r>
+      <w:r>
+        <w:t xml:space="preserve">400 EUR per kWh, the cost-minimizing battery size itself changed</w:t>
+      </w:r>
+      <w:r>
+        <w:t xml:space="preserve"> </w:t>
+      </w:r>
+      <w:r>
+        <w:t xml:space="preserve">noticeably: around 20 battery units on average at the cheaper price, down</w:t>
+      </w:r>
+      <w:r>
+        <w:t xml:space="preserve"> </w:t>
+      </w:r>
+      <w:r>
+        <w:t xml:space="preserve">to about 18 at the baseline price, down to about 16 at the higher price.</w:t>
+      </w:r>
+      <w:r>
+        <w:t xml:space="preserve"> </w:t>
+      </w:r>
+      <w:r>
+        <w:t xml:space="preserve">This is different from a version of this system without diesel backup,</w:t>
+      </w:r>
+      <w:r>
+        <w:t xml:space="preserve"> </w:t>
+      </w:r>
+      <w:r>
+        <w:t xml:space="preserve">where the battery price changes the total cost but not the recommended</w:t>
+      </w:r>
+      <w:r>
+        <w:t xml:space="preserve"> </w:t>
+      </w:r>
+      <w:r>
+        <w:t xml:space="preserve">size, because there the size is fixed by a reliability requirement rather</w:t>
+      </w:r>
+      <w:r>
+        <w:t xml:space="preserve"> </w:t>
+      </w:r>
+      <w:r>
+        <w:t xml:space="preserve">than economics. Here, a cheaper battery genuinely earns its keep by</w:t>
+      </w:r>
+      <w:r>
+        <w:t xml:space="preserve"> </w:t>
+      </w:r>
+      <w:r>
+        <w:t xml:space="preserve">displacing more diesel fuel, so a materially different battery price</w:t>
+      </w:r>
+      <w:r>
+        <w:t xml:space="preserve"> </w:t>
+      </w:r>
+      <w:r>
+        <w:t xml:space="preserve">would mean the AI needs to be retrained on new examples, not just reused</w:t>
+      </w:r>
+      <w:r>
+        <w:t xml:space="preserve"> </w:t>
+      </w:r>
+      <w:r>
+        <w:t xml:space="preserve">as-is.</w:t>
       </w:r>
     </w:p>
     <w:p>
       <w:pPr>
-        <w:pStyle w:val="FirstParagraph"/>
-      </w:pPr>
-      <w:r>
-        <w:rPr>
-          <w:bCs/>
-          <w:b/>
-        </w:rPr>
-        <w:t xml:space="preserve">The AI is very accurate.</w:t>
-      </w:r>
-      <w:r>
-        <w:t xml:space="preserve"> </w:t>
-      </w:r>
-      <w:r>
-        <w:t xml:space="preserve">Across ten separate tests (each time</w:t>
-      </w:r>
-      <w:r>
-        <w:t xml:space="preserve"> </w:t>
-      </w:r>
-      <w:r>
-        <w:t xml:space="preserve">retraining on a different random slice of the data), the AI’s battery-size</w:t>
-      </w:r>
-      <w:r>
-        <w:t xml:space="preserve"> </w:t>
-      </w:r>
-      <w:r>
-        <w:t xml:space="preserve">predictions matched the physics-based answer to within about 163 kWh on</w:t>
-      </w:r>
-      <w:r>
-        <w:t xml:space="preserve"> </w:t>
-      </w:r>
-      <w:r>
-        <w:t xml:space="preserve">average, out of typical battery sizes in the thousands of kWh — a 99.4%</w:t>
-      </w:r>
-      <w:r>
-        <w:t xml:space="preserve"> </w:t>
-      </w:r>
-      <w:r>
-        <w:t xml:space="preserve">statistical fit. This wasn’t a lucky one-off: repeating the test ten times</w:t>
-      </w:r>
-      <w:r>
-        <w:t xml:space="preserve"> </w:t>
-      </w:r>
-      <w:r>
-        <w:t xml:space="preserve">with different data splits gave nearly identical results every time.</w:t>
+        <w:pStyle w:val="BodyText"/>
+      </w:pPr>
+      <w:r>
+        <w:rPr>
+          <w:bCs/>
+          <w:b/>
+        </w:rPr>
+        <w:t xml:space="preserve">The AI really is much faster — but how much faster depends on how you</w:t>
+      </w:r>
+      <w:r>
+        <w:rPr>
+          <w:bCs/>
+          <w:b/>
+        </w:rPr>
+        <w:t xml:space="preserve"> </w:t>
+      </w:r>
+      <w:r>
+        <w:rPr>
+          <w:bCs/>
+          <w:b/>
+        </w:rPr>
+        <w:t xml:space="preserve">use it.</w:t>
+      </w:r>
+      <w:r>
+        <w:t xml:space="preserve"> </w:t>
+      </w:r>
+      <w:r>
+        <w:t xml:space="preserve">Running the full physics-based simulation takes about a third of</w:t>
+      </w:r>
+      <w:r>
+        <w:t xml:space="preserve"> </w:t>
+      </w:r>
+      <w:r>
+        <w:t xml:space="preserve">a second per system. If you ask the AI to evaluate many systems at once</w:t>
+      </w:r>
+      <w:r>
+        <w:t xml:space="preserve"> </w:t>
+      </w:r>
+      <w:r>
+        <w:t xml:space="preserve">(the realistic case for exploring lots of design options quickly), it’s</w:t>
+      </w:r>
+      <w:r>
+        <w:t xml:space="preserve"> </w:t>
+      </w:r>
+      <w:r>
+        <w:t xml:space="preserve">about</w:t>
+      </w:r>
+      <w:r>
+        <w:t xml:space="preserve"> </w:t>
+      </w:r>
+      <w:r>
+        <w:rPr>
+          <w:bCs/>
+          <w:b/>
+        </w:rPr>
+        <w:t xml:space="preserve">3,300 times faster</w:t>
+      </w:r>
+      <w:r>
+        <w:t xml:space="preserve"> </w:t>
+      </w:r>
+      <w:r>
+        <w:t xml:space="preserve">per system. If you ask it to evaluate just</w:t>
+      </w:r>
+      <w:r>
+        <w:t xml:space="preserve"> </w:t>
+      </w:r>
+      <w:r>
+        <w:t xml:space="preserve">one system on its own, it’s still faster — about</w:t>
+      </w:r>
+      <w:r>
+        <w:t xml:space="preserve"> </w:t>
+      </w:r>
+      <w:r>
+        <w:rPr>
+          <w:bCs/>
+          <w:b/>
+        </w:rPr>
+        <w:t xml:space="preserve">6 times</w:t>
+      </w:r>
+      <w:r>
+        <w:t xml:space="preserve"> </w:t>
+      </w:r>
+      <w:r>
+        <w:t xml:space="preserve">— but the</w:t>
+      </w:r>
+      <w:r>
+        <w:t xml:space="preserve"> </w:t>
+      </w:r>
+      <w:r>
+        <w:t xml:space="preserve">speed advantage shrinks a lot, because most of that single request’s time</w:t>
+      </w:r>
+      <w:r>
+        <w:t xml:space="preserve"> </w:t>
+      </w:r>
+      <w:r>
+        <w:t xml:space="preserve">is just the overhead of asking the question at all, not the actual</w:t>
+      </w:r>
+      <w:r>
+        <w:t xml:space="preserve"> </w:t>
+      </w:r>
+      <w:r>
+        <w:t xml:space="preserve">computation. Either way, none of this includes the time it took to train</w:t>
+      </w:r>
+      <w:r>
+        <w:t xml:space="preserve"> </w:t>
+      </w:r>
+      <w:r>
+        <w:t xml:space="preserve">the AI in the first place (a few minutes, done once) — the speed payoff</w:t>
+      </w:r>
+      <w:r>
+        <w:t xml:space="preserve"> </w:t>
+      </w:r>
+      <w:r>
+        <w:t xml:space="preserve">only shows up once you’re evaluating many new systems using that</w:t>
+      </w:r>
+      <w:r>
+        <w:t xml:space="preserve"> </w:t>
+      </w:r>
+      <w:r>
+        <w:t xml:space="preserve">already-trained model.</w:t>
+      </w:r>
+    </w:p>
+    <w:bookmarkEnd w:id="23"/>
+    <w:bookmarkStart w:id="24" w:name="bottom-line"/>
+    <w:p>
+      <w:pPr>
+        <w:pStyle w:val="Heading2"/>
+      </w:pPr>
+      <w:r>
+        <w:t xml:space="preserve">Bottom line</w:t>
       </w:r>
     </w:p>
     <w:p>
       <w:pPr>
-        <w:pStyle w:val="BodyText"/>
-      </w:pPr>
-      <w:r>
-        <w:rPr>
-          <w:bCs/>
-          <w:b/>
-        </w:rPr>
-        <w:t xml:space="preserve">More training data helps — up to a point.</w:t>
-      </w:r>
-      <w:r>
-        <w:t xml:space="preserve"> </w:t>
-      </w:r>
-      <w:r>
-        <w:t xml:space="preserve">Accuracy improved sharply as</w:t>
-      </w:r>
-      <w:r>
-        <w:t xml:space="preserve"> </w:t>
-      </w:r>
-      <w:r>
-        <w:t xml:space="preserve">we gave the AI more example systems to learn from, but that improvement</w:t>
-      </w:r>
-      <w:r>
-        <w:t xml:space="preserve"> </w:t>
-      </w:r>
-      <w:r>
-        <w:t xml:space="preserve">essentially stopped after about 2,000 examples. Giving it the full</w:t>
-      </w:r>
-      <w:r>
-        <w:t xml:space="preserve"> </w:t>
-      </w:r>
-      <w:r>
-        <w:t xml:space="preserve">available ~3,200 barely helped at all. If we wanted a meaningfully better</w:t>
-      </w:r>
-      <w:r>
-        <w:t xml:space="preserve"> </w:t>
-      </w:r>
-      <w:r>
-        <w:t xml:space="preserve">model in the future, more of the same kind of data isn’t the answer —</w:t>
-      </w:r>
-      <w:r>
-        <w:t xml:space="preserve"> </w:t>
-      </w:r>
-      <w:r>
-        <w:t xml:space="preserve">better information about each system would be.</w:t>
-      </w:r>
-    </w:p>
-    <w:p>
-      <w:pPr>
-        <w:pStyle w:val="BodyText"/>
-      </w:pPr>
-      <w:r>
-        <w:rPr>
-          <w:bCs/>
-          <w:b/>
-        </w:rPr>
-        <w:t xml:space="preserve">The AI learned the right lessons, not lucky guesses.</w:t>
-      </w:r>
-      <w:r>
-        <w:t xml:space="preserve"> </w:t>
-      </w:r>
-      <w:r>
-        <w:t xml:space="preserve">We tested which</w:t>
-      </w:r>
-      <w:r>
-        <w:t xml:space="preserve"> </w:t>
-      </w:r>
-      <w:r>
-        <w:t xml:space="preserve">pieces of information the AI relies on most by scrambling each one and</w:t>
-      </w:r>
-      <w:r>
-        <w:t xml:space="preserve"> </w:t>
-      </w:r>
-      <w:r>
-        <w:t xml:space="preserve">seeing how much its accuracy dropped. The top factors were exactly what an</w:t>
-      </w:r>
-      <w:r>
-        <w:t xml:space="preserve"> </w:t>
-      </w:r>
-      <w:r>
-        <w:t xml:space="preserve">engineer would expect to matter for an off-grid system: how much the solar</w:t>
-      </w:r>
-      <w:r>
-        <w:t xml:space="preserve"> </w:t>
-      </w:r>
-      <w:r>
-        <w:t xml:space="preserve">and wind output swings from month to month, how bad the single worst</w:t>
-      </w:r>
-      <w:r>
-        <w:t xml:space="preserve"> </w:t>
-      </w:r>
-      <w:r>
-        <w:t xml:space="preserve">month is, and how strict the reliability requirement is. That’s</w:t>
-      </w:r>
-      <w:r>
-        <w:t xml:space="preserve"> </w:t>
-      </w:r>
-      <w:r>
-        <w:t xml:space="preserve">reassuring — it means the AI is reasoning about the right things.</w:t>
-      </w:r>
-    </w:p>
-    <w:p>
-      <w:pPr>
-        <w:pStyle w:val="BodyText"/>
-      </w:pPr>
-      <w:r>
-        <w:rPr>
-          <w:bCs/>
-          <w:b/>
-        </w:rPr>
-        <w:t xml:space="preserve">But trusting the AI blindly still carries real risk.</w:t>
-      </w:r>
-      <w:r>
-        <w:t xml:space="preserve"> </w:t>
-      </w:r>
-      <w:r>
-        <w:t xml:space="preserve">We took the AI’s</w:t>
-      </w:r>
-      <w:r>
-        <w:t xml:space="preserve"> </w:t>
-      </w:r>
-      <w:r>
-        <w:t xml:space="preserve">predicted battery sizes, rounded them up to the nearest installable</w:t>
-      </w:r>
-      <w:r>
-        <w:t xml:space="preserve"> </w:t>
-      </w:r>
-      <w:r>
-        <w:t xml:space="preserve">battery unit (never down), and actually re-simulated each system for a</w:t>
-      </w:r>
-      <w:r>
-        <w:t xml:space="preserve"> </w:t>
-      </w:r>
-      <w:r>
-        <w:t xml:space="preserve">full year to see if it really held up.</w:t>
-      </w:r>
-      <w:r>
-        <w:t xml:space="preserve"> </w:t>
-      </w:r>
-      <w:r>
-        <w:rPr>
-          <w:bCs/>
-          <w:b/>
-        </w:rPr>
-        <w:t xml:space="preserve">94% did.</w:t>
-      </w:r>
-      <w:r>
-        <w:t xml:space="preserve"> </w:t>
-      </w:r>
-      <w:r>
-        <w:t xml:space="preserve">The other 6% fell</w:t>
-      </w:r>
-      <w:r>
-        <w:t xml:space="preserve"> </w:t>
-      </w:r>
-      <w:r>
-        <w:t xml:space="preserve">short of the reliability target even after rounding up — meaning if you</w:t>
-      </w:r>
-      <w:r>
-        <w:t xml:space="preserve"> </w:t>
-      </w:r>
-      <w:r>
-        <w:t xml:space="preserve">installed exactly what the AI suggested without double-checking, about 1</w:t>
-      </w:r>
-      <w:r>
-        <w:t xml:space="preserve"> </w:t>
-      </w:r>
-      <w:r>
-        <w:t xml:space="preserve">in 17 systems would come up short during a bad stretch of weather. This is</w:t>
-      </w:r>
-      <w:r>
-        <w:t xml:space="preserve"> </w:t>
-      </w:r>
-      <w:r>
-        <w:t xml:space="preserve">the main practical takeaway:</w:t>
-      </w:r>
-      <w:r>
-        <w:t xml:space="preserve"> </w:t>
-      </w:r>
-      <w:r>
-        <w:rPr>
-          <w:bCs/>
-          <w:b/>
-        </w:rPr>
-        <w:t xml:space="preserve">the AI is a fast, very good first estimate,</w:t>
-      </w:r>
-      <w:r>
-        <w:rPr>
-          <w:bCs/>
-          <w:b/>
-        </w:rPr>
-        <w:t xml:space="preserve"> </w:t>
-      </w:r>
-      <w:r>
-        <w:rPr>
-          <w:bCs/>
-          <w:b/>
-        </w:rPr>
-        <w:t xml:space="preserve">but a physics-based double-check before actually building the system is</w:t>
-      </w:r>
-      <w:r>
-        <w:rPr>
-          <w:bCs/>
-          <w:b/>
-        </w:rPr>
-        <w:t xml:space="preserve"> </w:t>
-      </w:r>
-      <w:r>
-        <w:rPr>
-          <w:bCs/>
-          <w:b/>
-        </w:rPr>
-        <w:t xml:space="preserve">still the responsible final step</w:t>
-      </w:r>
-      <w:r>
-        <w:t xml:space="preserve">, not an optional extra.</w:t>
-      </w:r>
-    </w:p>
-    <w:p>
-      <w:pPr>
-        <w:pStyle w:val="BodyText"/>
-      </w:pPr>
-      <w:r>
-        <w:rPr>
-          <w:bCs/>
-          <w:b/>
-        </w:rPr>
-        <w:t xml:space="preserve">Battery price matters, but doesn’t change the recommended size.</w:t>
-      </w:r>
-      <w:r>
-        <w:t xml:space="preserve"> </w:t>
-      </w:r>
-      <w:r>
-        <w:t xml:space="preserve">Testing battery prices from 220 to 400 EUR per kWh, the total system cost</w:t>
-      </w:r>
-      <w:r>
-        <w:t xml:space="preserve"> </w:t>
-      </w:r>
-      <w:r>
-        <w:t xml:space="preserve">per unit of electricity delivered ranged from about 0.36 to 0.46 EUR/kWh —</w:t>
-      </w:r>
-      <w:r>
-        <w:t xml:space="preserve"> </w:t>
-      </w:r>
-      <w:r>
-        <w:t xml:space="preserve">battery cost alone explains a third to nearly half of total system cost.</w:t>
-      </w:r>
-      <w:r>
-        <w:t xml:space="preserve"> </w:t>
-      </w:r>
-      <w:r>
-        <w:t xml:space="preserve">Notably, changing the assumed battery price does</w:t>
-      </w:r>
-      <w:r>
-        <w:t xml:space="preserve"> </w:t>
-      </w:r>
-      <w:r>
-        <w:rPr>
-          <w:iCs/>
-          <w:i/>
-        </w:rPr>
-        <w:t xml:space="preserve">not</w:t>
-      </w:r>
-      <w:r>
-        <w:t xml:space="preserve"> </w:t>
-      </w:r>
-      <w:r>
-        <w:t xml:space="preserve">change which</w:t>
-      </w:r>
-      <w:r>
-        <w:t xml:space="preserve"> </w:t>
-      </w:r>
-      <w:r>
-        <w:t xml:space="preserve">battery size gets recommended off-grid — that decision is driven entirely</w:t>
-      </w:r>
-      <w:r>
-        <w:t xml:space="preserve"> </w:t>
-      </w:r>
-      <w:r>
-        <w:t xml:space="preserve">by the reliability requirement, not by cost, since there’s no cheaper</w:t>
-      </w:r>
-      <w:r>
-        <w:t xml:space="preserve"> </w:t>
-      </w:r>
-      <w:r>
-        <w:t xml:space="preserve">“</w:t>
-      </w:r>
-      <w:r>
-        <w:t xml:space="preserve">good enough</w:t>
-      </w:r>
-      <w:r>
-        <w:t xml:space="preserve">”</w:t>
-      </w:r>
-      <w:r>
-        <w:t xml:space="preserve"> </w:t>
-      </w:r>
-      <w:r>
-        <w:t xml:space="preserve">option when reliability is a hard requirement.</w:t>
-      </w:r>
-    </w:p>
-    <w:p>
-      <w:pPr>
-        <w:pStyle w:val="BodyText"/>
-      </w:pPr>
-      <w:r>
-        <w:rPr>
-          <w:bCs/>
-          <w:b/>
-        </w:rPr>
-        <w:t xml:space="preserve">The AI really is much faster — but how much faster depends on how you</w:t>
-      </w:r>
-      <w:r>
-        <w:rPr>
-          <w:bCs/>
-          <w:b/>
-        </w:rPr>
-        <w:t xml:space="preserve"> </w:t>
-      </w:r>
-      <w:r>
-        <w:rPr>
-          <w:bCs/>
-          <w:b/>
-        </w:rPr>
-        <w:t xml:space="preserve">use it.</w:t>
-      </w:r>
-      <w:r>
-        <w:t xml:space="preserve"> </w:t>
-      </w:r>
-      <w:r>
-        <w:t xml:space="preserve">Running the full physics-based simulation takes about a third</w:t>
-      </w:r>
-      <w:r>
-        <w:t xml:space="preserve"> </w:t>
-      </w:r>
-      <w:r>
-        <w:t xml:space="preserve">of a second per system. If you ask the AI to evaluate many systems at once</w:t>
-      </w:r>
-      <w:r>
-        <w:t xml:space="preserve"> </w:t>
-      </w:r>
-      <w:r>
-        <w:t xml:space="preserve">(the realistic case for exploring lots of design options quickly), it’s</w:t>
-      </w:r>
-      <w:r>
-        <w:t xml:space="preserve"> </w:t>
-      </w:r>
-      <w:r>
-        <w:t xml:space="preserve">about</w:t>
-      </w:r>
-      <w:r>
-        <w:t xml:space="preserve"> </w:t>
-      </w:r>
-      <w:r>
-        <w:rPr>
-          <w:bCs/>
-          <w:b/>
-        </w:rPr>
-        <w:t xml:space="preserve">2,500 times faster</w:t>
-      </w:r>
-      <w:r>
-        <w:t xml:space="preserve"> </w:t>
-      </w:r>
-      <w:r>
-        <w:t xml:space="preserve">per system. If you ask it to evaluate just</w:t>
-      </w:r>
-      <w:r>
-        <w:t xml:space="preserve"> </w:t>
-      </w:r>
-      <w:r>
-        <w:t xml:space="preserve">one system on its own, it’s still faster — about</w:t>
-      </w:r>
-      <w:r>
-        <w:t xml:space="preserve"> </w:t>
-      </w:r>
-      <w:r>
-        <w:rPr>
-          <w:bCs/>
-          <w:b/>
-        </w:rPr>
-        <w:t xml:space="preserve">6.5 times</w:t>
-      </w:r>
-      <w:r>
-        <w:t xml:space="preserve"> </w:t>
-      </w:r>
-      <w:r>
-        <w:t xml:space="preserve">— but the</w:t>
-      </w:r>
-      <w:r>
-        <w:t xml:space="preserve"> </w:t>
-      </w:r>
-      <w:r>
-        <w:t xml:space="preserve">speed advantage shrinks a lot, because most of that single request’s time</w:t>
-      </w:r>
-      <w:r>
-        <w:t xml:space="preserve"> </w:t>
-      </w:r>
-      <w:r>
-        <w:t xml:space="preserve">is just the overhead of asking the question at all, not the actual</w:t>
-      </w:r>
-      <w:r>
-        <w:t xml:space="preserve"> </w:t>
-      </w:r>
-      <w:r>
-        <w:t xml:space="preserve">computation. Either way, none of this includes the time it took to train</w:t>
-      </w:r>
-      <w:r>
-        <w:t xml:space="preserve"> </w:t>
-      </w:r>
-      <w:r>
-        <w:t xml:space="preserve">the AI in the first place (a few minutes, done once) — the speed payoff</w:t>
-      </w:r>
-      <w:r>
-        <w:t xml:space="preserve"> </w:t>
-      </w:r>
-      <w:r>
-        <w:t xml:space="preserve">only shows up once you’re evaluating many new systems using that already-</w:t>
-      </w:r>
-      <w:r>
-        <w:t xml:space="preserve"> </w:t>
-      </w:r>
-      <w:r>
-        <w:t xml:space="preserve">trained model.</w:t>
-      </w:r>
-    </w:p>
-    <w:bookmarkEnd w:id="22"/>
-    <w:bookmarkStart w:id="23" w:name="bottom-line"/>
-    <w:p>
-      <w:pPr>
-        <w:pStyle w:val="Heading2"/>
-      </w:pPr>
-      <w:r>
-        <w:t xml:space="preserve">Bottom line</w:t>
-      </w:r>
-    </w:p>
-    <w:p>
-      <w:pPr>
         <w:pStyle w:val="FirstParagraph"/>
       </w:pPr>
       <w:r>
-        <w:t xml:space="preserve">For quickly narrowing down battery size across many candidate off-grid</w:t>
-      </w:r>
-      <w:r>
-        <w:t xml:space="preserve"> </w:t>
-      </w:r>
-      <w:r>
-        <w:t xml:space="preserve">system designs, the AI model is fast and reliably close to the physics-</w:t>
-      </w:r>
-      <w:r>
-        <w:t xml:space="preserve"> </w:t>
-      </w:r>
-      <w:r>
-        <w:t xml:space="preserve">based answer. For finalizing an actual system that will be built, the</w:t>
-      </w:r>
-      <w:r>
-        <w:t xml:space="preserve"> </w:t>
-      </w:r>
-      <w:r>
-        <w:t xml:space="preserve">physics-based check is still necessary — about 1 in 17 of the AI’s</w:t>
-      </w:r>
-      <w:r>
-        <w:t xml:space="preserve"> </w:t>
-      </w:r>
-      <w:r>
-        <w:t xml:space="preserve">rounded-up recommendations would not have met the reliability target</w:t>
-      </w:r>
-      <w:r>
-        <w:t xml:space="preserve"> </w:t>
-      </w:r>
-      <w:r>
-        <w:t xml:space="preserve">without it. Used together — AI for fast exploration, physics-based</w:t>
-      </w:r>
-      <w:r>
-        <w:t xml:space="preserve"> </w:t>
-      </w:r>
-      <w:r>
-        <w:t xml:space="preserve">simulation for final confirmation — this gives the best of both: speed</w:t>
-      </w:r>
-      <w:r>
-        <w:t xml:space="preserve"> </w:t>
-      </w:r>
-      <w:r>
-        <w:t xml:space="preserve">during design, and confidence before construction.</w:t>
-      </w:r>
-    </w:p>
-    <w:bookmarkEnd w:id="23"/>
-    <w:bookmarkStart w:id="24" w:name="Xe8c91f04e1b145ce64799a22d2d3a5b5a4bd2dc"/>
-    <w:p>
-      <w:pPr>
-        <w:pStyle w:val="Heading2"/>
-      </w:pPr>
-      <w:r>
-        <w:t xml:space="preserve">A follow-on question: what if we add a backup generator?</w:t>
-      </w:r>
-    </w:p>
-    <w:p>
-      <w:pPr>
-        <w:pStyle w:val="FirstParagraph"/>
-      </w:pPr>
-      <w:r>
-        <w:t xml:space="preserve">Everything above describes a fully off-grid system — no backup generator,</w:t>
-      </w:r>
-      <w:r>
-        <w:t xml:space="preserve"> </w:t>
-      </w:r>
-      <w:r>
-        <w:t xml:space="preserve">so the battery has to be big enough to survive every bad week on its own.</w:t>
-      </w:r>
-      <w:r>
-        <w:t xml:space="preserve"> </w:t>
-      </w:r>
-      <w:r>
-        <w:t xml:space="preserve">That’s why the solar and wind panels had to be built so much larger than</w:t>
-      </w:r>
-      <w:r>
-        <w:t xml:space="preserve"> </w:t>
-      </w:r>
-      <w:r>
-        <w:t xml:space="preserve">the actual demand: about 60% of all the power they generated over the</w:t>
-      </w:r>
-      <w:r>
-        <w:t xml:space="preserve"> </w:t>
-      </w:r>
-      <w:r>
-        <w:t xml:space="preserve">year was simply thrown away (curtailed), because there was nowhere to put</w:t>
-      </w:r>
-      <w:r>
-        <w:t xml:space="preserve"> </w:t>
-      </w:r>
-      <w:r>
-        <w:t xml:space="preserve">it once the battery was full.</w:t>
-      </w:r>
-    </w:p>
-    <w:p>
-      <w:pPr>
-        <w:pStyle w:val="BodyText"/>
-      </w:pPr>
-      <w:r>
-        <w:t xml:space="preserve">As a follow-on check, we turned the diesel backup generator on and</w:t>
-      </w:r>
-      <w:r>
-        <w:t xml:space="preserve"> </w:t>
-      </w:r>
-      <w:r>
-        <w:t xml:space="preserve">increased the electricity demand so it’s better matched to what the solar</w:t>
-      </w:r>
-      <w:r>
-        <w:t xml:space="preserve"> </w:t>
-      </w:r>
-      <w:r>
-        <w:t xml:space="preserve">and wind can produce. With a generator to fall back on, the system doesn’t</w:t>
-      </w:r>
-      <w:r>
-        <w:t xml:space="preserve"> </w:t>
-      </w:r>
-      <w:r>
-        <w:t xml:space="preserve">need a battery big enough to survive on its own — it just needs a battery</w:t>
-      </w:r>
-      <w:r>
-        <w:t xml:space="preserve"> </w:t>
-      </w:r>
-      <w:r>
-        <w:t xml:space="preserve">big enough to be the</w:t>
-      </w:r>
-      <w:r>
-        <w:t xml:space="preserve"> </w:t>
-      </w:r>
-      <w:r>
-        <w:rPr>
-          <w:iCs/>
-          <w:i/>
-        </w:rPr>
-        <w:t xml:space="preserve">cheapest</w:t>
-      </w:r>
-      <w:r>
-        <w:t xml:space="preserve"> </w:t>
-      </w:r>
-      <w:r>
-        <w:t xml:space="preserve">combination of battery and generator fuel.</w:t>
-      </w:r>
-    </w:p>
-    <w:p>
-      <w:pPr>
-        <w:pStyle w:val="BodyText"/>
-      </w:pPr>
-      <w:r>
-        <w:t xml:space="preserve">The results: with a 24-battery-unit system (6,000 kWh), solar and wind</w:t>
-      </w:r>
-      <w:r>
-        <w:t xml:space="preserve"> </w:t>
-      </w:r>
-      <w:r>
-        <w:t xml:space="preserve">cover</w:t>
-      </w:r>
-      <w:r>
-        <w:t xml:space="preserve"> </w:t>
-      </w:r>
-      <w:r>
-        <w:rPr>
-          <w:bCs/>
-          <w:b/>
-        </w:rPr>
-        <w:t xml:space="preserve">74%</w:t>
-      </w:r>
-      <w:r>
-        <w:t xml:space="preserve"> </w:t>
-      </w:r>
-      <w:r>
-        <w:t xml:space="preserve">of the electricity used over the year, the generator covers</w:t>
-      </w:r>
-      <w:r>
-        <w:t xml:space="preserve"> </w:t>
-      </w:r>
-      <w:r>
-        <w:t xml:space="preserve">the other 26%, and far less power goes to waste — down from 60% curtailed</w:t>
-      </w:r>
-      <w:r>
-        <w:t xml:space="preserve"> </w:t>
-      </w:r>
-      <w:r>
-        <w:t xml:space="preserve">to 18%. We also checked, battery size by battery size, where the sweet</w:t>
-      </w:r>
-      <w:r>
-        <w:t xml:space="preserve"> </w:t>
-      </w:r>
-      <w:r>
-        <w:t xml:space="preserve">spot is:</w:t>
-      </w:r>
-      <w:r>
-        <w:t xml:space="preserve"> </w:t>
-      </w:r>
-      <w:r>
-        <w:rPr>
-          <w:bCs/>
-          <w:b/>
-        </w:rPr>
-        <w:t xml:space="preserve">adding battery is worth it up to about 74% renewable power.</w:t>
-      </w:r>
-      <w:r>
-        <w:t xml:space="preserve"> </w:t>
-      </w:r>
-      <w:r>
-        <w:t xml:space="preserve">Below that point, every bit of battery you add saves more in generator</w:t>
-      </w:r>
-      <w:r>
-        <w:t xml:space="preserve"> </w:t>
-      </w:r>
-      <w:r>
-        <w:t xml:space="preserve">fuel than it costs. Beyond that point, it flips — the last bit of battery</w:t>
-      </w:r>
-      <w:r>
-        <w:t xml:space="preserve"> </w:t>
-      </w:r>
-      <w:r>
-        <w:t xml:space="preserve">capacity mostly sits idle waiting for rare, extreme weeks, and costs more</w:t>
-      </w:r>
-      <w:r>
-        <w:t xml:space="preserve"> </w:t>
-      </w:r>
-      <w:r>
-        <w:t xml:space="preserve">than the fuel it saves. Pushing renewable coverage from 74% up toward 80%</w:t>
-      </w:r>
-      <w:r>
-        <w:t xml:space="preserve"> </w:t>
-      </w:r>
-      <w:r>
-        <w:t xml:space="preserve">this way would cost about 30% more per unit of electricity than stopping</w:t>
-      </w:r>
-      <w:r>
-        <w:t xml:space="preserve"> </w:t>
-      </w:r>
-      <w:r>
-        <w:t xml:space="preserve">at the sweet spot, for only a small gain in renewable share.</w:t>
-      </w:r>
-    </w:p>
-    <w:p>
-      <w:pPr>
-        <w:pStyle w:val="BodyText"/>
-      </w:pPr>
-      <w:r>
-        <w:t xml:space="preserve">This is a separate, smaller check — it did not retrain the AI model or</w:t>
-      </w:r>
-      <w:r>
-        <w:t xml:space="preserve"> </w:t>
-      </w:r>
-      <w:r>
-        <w:t xml:space="preserve">regenerate the full 5,000-system dataset described above, both of which</w:t>
-      </w:r>
-      <w:r>
-        <w:t xml:space="preserve"> </w:t>
-      </w:r>
-      <w:r>
-        <w:t xml:space="preserve">remain valid results of the off-grid study. It answers a different,</w:t>
-      </w:r>
-      <w:r>
-        <w:t xml:space="preserve"> </w:t>
-      </w:r>
-      <w:r>
-        <w:t xml:space="preserve">narrower question: for a hybrid system with a generator as backup, how</w:t>
-      </w:r>
-      <w:r>
-        <w:t xml:space="preserve"> </w:t>
-      </w:r>
-      <w:r>
-        <w:t xml:space="preserve">much battery is actually worth paying for.</w:t>
+        <w:t xml:space="preserve">For a system backed by a diesel generator, the AI model is fast, highly</w:t>
+      </w:r>
+      <w:r>
+        <w:t xml:space="preserve"> </w:t>
+      </w:r>
+      <w:r>
+        <w:t xml:space="preserve">accurate, and — because the generator absorbs the downside of a</w:t>
+      </w:r>
+      <w:r>
+        <w:t xml:space="preserve"> </w:t>
+      </w:r>
+      <w:r>
+        <w:t xml:space="preserve">slightly-wrong prediction — safe to trust directly for day-to-day battery</w:t>
+      </w:r>
+      <w:r>
+        <w:t xml:space="preserve"> </w:t>
+      </w:r>
+      <w:r>
+        <w:t xml:space="preserve">sizing decisions, without needing a mandatory physics-based re-check first.</w:t>
+      </w:r>
+      <w:r>
+        <w:t xml:space="preserve"> </w:t>
+      </w:r>
+      <w:r>
+        <w:t xml:space="preserve">The remaining caveats are practical rather than safety-critical: the</w:t>
+      </w:r>
+      <w:r>
+        <w:t xml:space="preserve"> </w:t>
+      </w:r>
+      <w:r>
+        <w:t xml:space="preserve">model’s target is tied to the battery price assumption it was trained on,</w:t>
+      </w:r>
+      <w:r>
+        <w:t xml:space="preserve"> </w:t>
+      </w:r>
+      <w:r>
+        <w:t xml:space="preserve">so a materially different price means retraining, and more training</w:t>
+      </w:r>
+      <w:r>
+        <w:t xml:space="preserve"> </w:t>
+      </w:r>
+      <w:r>
+        <w:t xml:space="preserve">examples continue to help more than they would for a simpler,</w:t>
+      </w:r>
+      <w:r>
+        <w:t xml:space="preserve"> </w:t>
+      </w:r>
+      <w:r>
+        <w:t xml:space="preserve">reliability-driven version of this problem. Used together — AI for fast,</w:t>
+      </w:r>
+      <w:r>
+        <w:t xml:space="preserve"> </w:t>
+      </w:r>
+      <w:r>
+        <w:t xml:space="preserve">low-risk exploration and periodic physics-based checks to confirm the cost</w:t>
+      </w:r>
+      <w:r>
+        <w:t xml:space="preserve"> </w:t>
+      </w:r>
+      <w:r>
+        <w:t xml:space="preserve">assumptions still hold — this gives both speed and confidence in the</w:t>
+      </w:r>
+      <w:r>
+        <w:t xml:space="preserve"> </w:t>
+      </w:r>
+      <w:r>
+        <w:t xml:space="preserve">recommended battery size.</w:t>
       </w:r>
     </w:p>
     <w:bookmarkEnd w:id="24"/>

--- a/v2/reports/exports/decision_maker_report.docx
+++ b/v2/reports/exports/decision_maker_report.docx
@@ -1071,7 +1071,7 @@
           <w:bCs/>
           <w:b/>
         </w:rPr>
-        <w:t xml:space="preserve">3,300 times faster</w:t>
+        <w:t xml:space="preserve">3,250 times faster</w:t>
       </w:r>
       <w:r>
         <w:t xml:space="preserve"> </w:t>
